--- a/data/testcase_uc3_v2/04_bang_chung_va_matching/04_bang_chung_va_matching-tc01_khop_so_hoa_don_va_so_tien/hoa_don_0002001.docx
+++ b/data/testcase_uc3_v2/04_bang_chung_va_matching/04_bang_chung_va_matching-tc01_khop_so_hoa_don_va_so_tien/hoa_don_0002001.docx
@@ -943,7 +943,7 @@
         <w:jc w:val="center"/>
       </w:pPr>
       <w:r>
-        <w:t>Mã tra cứu hóa đơn: BN-0002001 | DỮ LIỆU GIẢ LẬP DÙNG CHO KIỂM THỬ - KHÔNG CÓ GIÁ TRỊ PHÁP LÝ</w:t>
+        <w:t>Mã tra cứu hóa đơn: BN-0002001</w:t>
       </w:r>
     </w:p>
     <w:sectPr>
